--- a/docs/dokumen-serahan-client-bm.docx
+++ b/docs/dokumen-serahan-client-bm.docx
@@ -55,296 +55,274 @@
       </w:r>
     </w:p>
     <w:p>
-      <w:pPr>
-        <w:pStyle w:val="BlockText"/>
+      <w:r>
+        <w:rPr>
+          <w:noProof/>
+        </w:rPr>
+        <w:pict w14:anchorId="2FC9644A">
+          <v:rect id="_x0000_i1027" alt="" style="width:468pt;height:.05pt;mso-width-percent:0;mso-height-percent:0;mso-width-percent:0;mso-height-percent:0" o:hralign="center" o:hrstd="t" o:hr="t"/>
+        </w:pict>
+      </w:r>
+    </w:p>
+    <w:p>
+      <w:pPr>
+        <w:pStyle w:val="Heading2"/>
+      </w:pPr>
+      <w:bookmarkStart w:id="2" w:name="repositori-kod-sumber"/>
+      <w:bookmarkEnd w:id="1"/>
+      <w:r>
+        <w:t>2. Repositori Kod Sumber</w:t>
+      </w:r>
+    </w:p>
+    <w:p>
+      <w:pPr>
+        <w:pStyle w:val="Heading3"/>
+        <w:ind w:left="720"/>
+      </w:pPr>
+      <w:bookmarkStart w:id="3" w:name="salinan-fizikal-dalam-thumbdrive"/>
+      <w:r>
+        <w:t>2.1 Salinan Fizikal dalam Thumbdrive</w:t>
+      </w:r>
+    </w:p>
+    <w:p>
+      <w:pPr>
+        <w:pStyle w:val="FirstParagraph"/>
+        <w:ind w:left="720"/>
       </w:pPr>
       <w:r>
         <w:rPr>
           <w:b/>
           <w:bCs/>
         </w:rPr>
-        <w:t>Nota:</w:t>
-      </w:r>
-      <w:r>
-        <w:t xml:space="preserve"> Beberapa maklumat seperti nama fail sebenar, tarikh backup dan URL GitHub hendaklah diisi/semak semasa sesi serahan fizikal bersama client.</w:t>
-      </w:r>
-    </w:p>
-    <w:p>
-      <w:r>
-        <w:rPr>
-          <w:noProof/>
-        </w:rPr>
-        <w:pict w14:anchorId="2992F7A4">
-          <v:rect id="_x0000_i1027" alt="" style="width:468pt;height:.05pt;mso-width-percent:0;mso-height-percent:0;mso-width-percent:0;mso-height-percent:0" o:hralign="center" o:hrstd="t" o:hr="t"/>
-        </w:pict>
-      </w:r>
-    </w:p>
-    <w:p>
-      <w:pPr>
-        <w:pStyle w:val="Heading2"/>
-      </w:pPr>
-      <w:bookmarkStart w:id="2" w:name="repositori-kod-sumber"/>
-      <w:bookmarkEnd w:id="1"/>
-      <w:r>
-        <w:t>2. Repositori Kod Sumber</w:t>
-      </w:r>
-    </w:p>
-    <w:p>
-      <w:pPr>
-        <w:pStyle w:val="Heading3"/>
-      </w:pPr>
-      <w:bookmarkStart w:id="3" w:name="salinan-fizikal-dalam-thumbdrive"/>
-      <w:r>
-        <w:t>2.1 Salinan Fizikal dalam Thumbdrive</w:t>
-      </w:r>
-    </w:p>
-    <w:p>
-      <w:pPr>
-        <w:pStyle w:val="FirstParagraph"/>
+        <w:t>Ringkasan:</w:t>
+      </w:r>
+      <w:r>
+        <w:t xml:space="preserve"> Thumbdrive mengandungi salinan penuh kod sumber dan fail berkaitan untuk rujukan dan arkib client.</w:t>
+      </w:r>
+    </w:p>
+    <w:p>
+      <w:pPr>
+        <w:pStyle w:val="BodyText"/>
+        <w:ind w:left="720"/>
+      </w:pPr>
+      <w:r>
+        <w:t xml:space="preserve">Item dalam thumbdrive (dicadangkan struktur): - Folder </w:t>
+      </w:r>
+      <w:r>
+        <w:rPr>
+          <w:rStyle w:val="VerbatimChar"/>
+        </w:rPr>
+        <w:t>source-code/</w:t>
+      </w:r>
+      <w:r>
+        <w:br/>
+        <w:t>- Mengandungi keseluruhan repo aplikasi Techlympics 2025 (seperti dalam GitHub)</w:t>
+      </w:r>
+      <w:r>
+        <w:br/>
+        <w:t xml:space="preserve">- Termasuk folder </w:t>
+      </w:r>
+      <w:r>
+        <w:rPr>
+          <w:rStyle w:val="VerbatimChar"/>
+        </w:rPr>
+        <w:t>src/</w:t>
+      </w:r>
+      <w:r>
+        <w:t xml:space="preserve">, </w:t>
+      </w:r>
+      <w:r>
+        <w:rPr>
+          <w:rStyle w:val="VerbatimChar"/>
+        </w:rPr>
+        <w:t>prisma/</w:t>
+      </w:r>
+      <w:r>
+        <w:t xml:space="preserve">, </w:t>
+      </w:r>
+      <w:r>
+        <w:rPr>
+          <w:rStyle w:val="VerbatimChar"/>
+        </w:rPr>
+        <w:t>database-migration-*.sql</w:t>
+      </w:r>
+      <w:r>
+        <w:t xml:space="preserve">, </w:t>
+      </w:r>
+      <w:r>
+        <w:rPr>
+          <w:rStyle w:val="VerbatimChar"/>
+        </w:rPr>
+        <w:t>docs/</w:t>
+      </w:r>
+      <w:r>
+        <w:t xml:space="preserve"> dan fail konfigurasi contoh (</w:t>
+      </w:r>
+      <w:r>
+        <w:rPr>
+          <w:rStyle w:val="VerbatimChar"/>
+        </w:rPr>
+        <w:t>.env.example</w:t>
+      </w:r>
+      <w:r>
+        <w:t xml:space="preserve"> atau rujukan pembolehubah environment) - Folder </w:t>
+      </w:r>
+      <w:r>
+        <w:rPr>
+          <w:rStyle w:val="VerbatimChar"/>
+        </w:rPr>
+        <w:t>database-backups/</w:t>
+      </w:r>
+      <w:r>
+        <w:br/>
+        <w:t xml:space="preserve">- Mengandungi satu atau lebih fail backup MySQL (contoh: </w:t>
+      </w:r>
+      <w:r>
+        <w:rPr>
+          <w:rStyle w:val="VerbatimChar"/>
+        </w:rPr>
+        <w:t>mtdb-YYYY-MM-DD.sql</w:t>
+      </w:r>
+      <w:r>
+        <w:t xml:space="preserve">) - Folder </w:t>
+      </w:r>
+      <w:r>
+        <w:rPr>
+          <w:rStyle w:val="VerbatimChar"/>
+        </w:rPr>
+        <w:t>assets/</w:t>
+      </w:r>
+      <w:r>
+        <w:t xml:space="preserve"> (jika berkenaan)</w:t>
+      </w:r>
+      <w:r>
+        <w:br/>
+        <w:t>- Logo, bahan grafik, dan dokumen rujukan tambahan</w:t>
+      </w:r>
+    </w:p>
+    <w:p>
+      <w:pPr>
+        <w:pStyle w:val="BodyText"/>
+        <w:ind w:left="720"/>
       </w:pPr>
       <w:r>
         <w:rPr>
           <w:b/>
           <w:bCs/>
         </w:rPr>
-        <w:t>Ringkasan:</w:t>
-      </w:r>
-      <w:r>
-        <w:t xml:space="preserve"> Thumbdrive mengandungi salinan penuh kod sumber dan fail berkaitan untuk rujukan dan arkib client.</w:t>
-      </w:r>
-    </w:p>
-    <w:p>
-      <w:pPr>
-        <w:pStyle w:val="BodyText"/>
-      </w:pPr>
-      <w:r>
-        <w:t xml:space="preserve">Item dalam thumbdrive (dicadangkan struktur): - Folder </w:t>
-      </w:r>
-      <w:r>
-        <w:rPr>
-          <w:rStyle w:val="VerbatimChar"/>
-        </w:rPr>
-        <w:t>source-code/</w:t>
+        <w:t>Cadangan Rasmi kepada Client:</w:t>
+      </w:r>
+      <w:r>
+        <w:t xml:space="preserve"> - Buat salinan tambahan thumbdrive ke storan dalaman organisasi.</w:t>
       </w:r>
       <w:r>
         <w:br/>
-        <w:t>- Mengandungi keseluruhan repo aplikasi Techlympics 2025 (seperti dalam GitHub)</w:t>
-      </w:r>
-      <w:r>
-        <w:br/>
-        <w:t xml:space="preserve">- Termasuk folder </w:t>
-      </w:r>
-      <w:r>
-        <w:rPr>
-          <w:rStyle w:val="VerbatimChar"/>
-        </w:rPr>
-        <w:t>src/</w:t>
-      </w:r>
-      <w:r>
-        <w:t xml:space="preserve">, </w:t>
-      </w:r>
-      <w:r>
-        <w:rPr>
-          <w:rStyle w:val="VerbatimChar"/>
-        </w:rPr>
-        <w:t>prisma/</w:t>
-      </w:r>
-      <w:r>
-        <w:t xml:space="preserve">, </w:t>
-      </w:r>
-      <w:r>
-        <w:rPr>
-          <w:rStyle w:val="VerbatimChar"/>
-        </w:rPr>
-        <w:t>database-migration-*.sql</w:t>
-      </w:r>
-      <w:r>
-        <w:t xml:space="preserve">, </w:t>
-      </w:r>
-      <w:r>
-        <w:rPr>
-          <w:rStyle w:val="VerbatimChar"/>
-        </w:rPr>
-        <w:t>docs/</w:t>
-      </w:r>
-      <w:r>
-        <w:t xml:space="preserve"> dan fail konfigurasi contoh (</w:t>
-      </w:r>
-      <w:r>
-        <w:rPr>
-          <w:rStyle w:val="VerbatimChar"/>
-        </w:rPr>
-        <w:t>.env.example</w:t>
-      </w:r>
-      <w:r>
-        <w:t xml:space="preserve"> atau rujukan pembolehubah environment) - Folder </w:t>
-      </w:r>
-      <w:r>
-        <w:rPr>
-          <w:rStyle w:val="VerbatimChar"/>
-        </w:rPr>
-        <w:t>database-backups/</w:t>
-      </w:r>
-      <w:r>
-        <w:br/>
-        <w:t xml:space="preserve">- Mengandungi satu atau lebih fail backup MySQL (contoh: </w:t>
-      </w:r>
-      <w:r>
-        <w:rPr>
-          <w:rStyle w:val="VerbatimChar"/>
-        </w:rPr>
-        <w:t>mtdb-YYYY-MM-DD.sql</w:t>
-      </w:r>
-      <w:r>
-        <w:t xml:space="preserve">) - Folder </w:t>
-      </w:r>
-      <w:r>
-        <w:rPr>
-          <w:rStyle w:val="VerbatimChar"/>
-        </w:rPr>
-        <w:t>assets/</w:t>
-      </w:r>
-      <w:r>
-        <w:t xml:space="preserve"> (jika berkenaan)</w:t>
-      </w:r>
-      <w:r>
-        <w:br/>
-        <w:t>- Logo, bahan grafik, dan dokumen rujukan tambahan</w:t>
-      </w:r>
-    </w:p>
-    <w:p>
-      <w:pPr>
-        <w:pStyle w:val="BodyText"/>
+        <w:t>- Simpan sekurang-kurangnya satu salinan sebagai arkib “read-only” (tidak digunakan untuk pembangunan harian) bagi tujuan forensik/rujukan.</w:t>
+      </w:r>
+    </w:p>
+    <w:p>
+      <w:pPr>
+        <w:pStyle w:val="Heading3"/>
+        <w:ind w:left="720"/>
+      </w:pPr>
+      <w:bookmarkStart w:id="4" w:name="repositori-github"/>
+      <w:bookmarkEnd w:id="3"/>
+      <w:r>
+        <w:t>2.2 Repositori GitHub</w:t>
+      </w:r>
+    </w:p>
+    <w:p>
+      <w:pPr>
+        <w:pStyle w:val="FirstParagraph"/>
+        <w:ind w:left="720"/>
       </w:pPr>
       <w:r>
         <w:rPr>
           <w:b/>
           <w:bCs/>
         </w:rPr>
-        <w:t>Cadangan Rasmi kepada Client:</w:t>
-      </w:r>
-      <w:r>
-        <w:t xml:space="preserve"> - Buat salinan tambahan thumbdrive ke storan dalaman organisasi.</w:t>
+        <w:t>Ringkasan:</w:t>
+      </w:r>
+      <w:r>
+        <w:t xml:space="preserve"> GitHub repository memegang sejarah penuh perubahan kod (commit history), isu (issues), dan konfigurasi CI/CD (jika ada). Pemindahan akses memastikan client mempunyai kawalan jangka panjang terhadap pembangunan sistem.</w:t>
+      </w:r>
+    </w:p>
+    <w:p>
+      <w:pPr>
+        <w:pStyle w:val="BodyText"/>
+        <w:ind w:left="720"/>
+      </w:pPr>
+      <w:r>
+        <w:t>Maklumat yang perlu dipersetujui dan diisi semasa serahan: - URL repositori GitHub semasa:</w:t>
       </w:r>
       <w:r>
         <w:br/>
-        <w:t>- Simpan sekurang-kurangnya satu salinan sebagai arkib “read-only” (tidak digunakan untuk pembangunan harian) bagi tujuan forensik/rujukan.</w:t>
-      </w:r>
-    </w:p>
-    <w:p>
-      <w:pPr>
-        <w:pStyle w:val="Heading3"/>
-      </w:pPr>
-      <w:bookmarkStart w:id="4" w:name="repositori-github"/>
-      <w:bookmarkEnd w:id="3"/>
-      <w:r>
-        <w:t>2.2 Repositori GitHub</w:t>
-      </w:r>
-    </w:p>
-    <w:p>
-      <w:pPr>
-        <w:pStyle w:val="FirstParagraph"/>
+      </w:r>
+      <w:r>
+        <w:rPr>
+          <w:rStyle w:val="VerbatimChar"/>
+        </w:rPr>
+        <w:lastRenderedPageBreak/>
+        <w:t>https://github.com/........</w:t>
+      </w:r>
+      <w:r>
+        <w:t xml:space="preserve"> </w:t>
+      </w:r>
+      <w:r>
+        <w:rPr>
+          <w:i/>
+          <w:iCs/>
+        </w:rPr>
+        <w:t>(akan diisi mengikut repo sebenar)</w:t>
+      </w:r>
+      <w:r>
+        <w:t xml:space="preserve"> - Akaun/organisasi GitHub milik client (jika ada):</w:t>
+      </w:r>
+      <w:r>
+        <w:br/>
+      </w:r>
+      <w:r>
+        <w:rPr>
+          <w:rStyle w:val="VerbatimChar"/>
+        </w:rPr>
+        <w:t>github.com/&lt;nama-organisasi-client&gt;</w:t>
+      </w:r>
+    </w:p>
+    <w:p>
+      <w:pPr>
+        <w:pStyle w:val="BodyText"/>
+        <w:ind w:left="720"/>
       </w:pPr>
       <w:r>
         <w:rPr>
           <w:b/>
           <w:bCs/>
         </w:rPr>
-        <w:t>Ringkasan:</w:t>
-      </w:r>
-      <w:r>
-        <w:t xml:space="preserve"> GitHub repository memegang sejarah penuh perubahan kod (commit history), isu (issues), dan konfigurasi CI/CD (jika ada). Pemindahan akses memastikan client mempunyai kawalan jangka panjang terhadap pembangunan sistem.</w:t>
-      </w:r>
-    </w:p>
-    <w:p>
-      <w:pPr>
-        <w:pStyle w:val="BodyText"/>
-      </w:pPr>
-      <w:r>
-        <w:lastRenderedPageBreak/>
-        <w:t>Maklumat yang perlu dipersetujui dan diisi semasa serahan: - URL repositori GitHub semasa:</w:t>
+        <w:t>Mod Pemindahan:</w:t>
+      </w:r>
+      <w:r>
+        <w:t xml:space="preserve"> </w:t>
+      </w:r>
+      <w:r>
+        <w:rPr>
+          <w:b/>
+          <w:bCs/>
+        </w:rPr>
+        <w:t>Transfer Ownership ke Organisasi Client</w:t>
       </w:r>
       <w:r>
         <w:br/>
-      </w:r>
-      <w:r>
-        <w:rPr>
-          <w:rStyle w:val="VerbatimChar"/>
-        </w:rPr>
-        <w:t>https://github.com/........</w:t>
-      </w:r>
-      <w:r>
-        <w:t xml:space="preserve"> </w:t>
+        <w:t>- Repo dipindahkan ke organisasi GitHub client.</w:t>
+      </w:r>
+      <w:r>
+        <w:br/>
+        <w:t xml:space="preserve">- Semua </w:t>
       </w:r>
       <w:r>
         <w:rPr>
           <w:i/>
           <w:iCs/>
         </w:rPr>
-        <w:t>(akan diisi mengikut repo sebenar)</w:t>
-      </w:r>
-      <w:r>
-        <w:t xml:space="preserve"> - Akaun/organisasi GitHub milik client (jika ada):</w:t>
-      </w:r>
-      <w:r>
-        <w:br/>
-      </w:r>
-      <w:r>
-        <w:rPr>
-          <w:rStyle w:val="VerbatimChar"/>
-        </w:rPr>
-        <w:t>github.com/&lt;nama-organisasi-client&gt;</w:t>
-      </w:r>
-    </w:p>
-    <w:p>
-      <w:pPr>
-        <w:pStyle w:val="BodyText"/>
-      </w:pPr>
-      <w:r>
-        <w:rPr>
-          <w:b/>
-          <w:bCs/>
-        </w:rPr>
-        <w:t>Pilihan Mod Pemindahan:</w:t>
-      </w:r>
-      <w:r>
-        <w:t xml:space="preserve"> 1. </w:t>
-      </w:r>
-      <w:r>
-        <w:rPr>
-          <w:b/>
-          <w:bCs/>
-        </w:rPr>
-        <w:t>Tambah Client sebagai Owner/Administrator</w:t>
-      </w:r>
-      <w:r>
-        <w:br/>
-        <w:t>- Client ditambah sebagai admin/collaborator dengan akses penuh (read/write/admin).</w:t>
-      </w:r>
-      <w:r>
-        <w:br/>
-        <w:t xml:space="preserve">- Sesuai jika repo kekal di akaun sedia ada tetapi client mahu hak akses penuh. 2. </w:t>
-      </w:r>
-      <w:r>
-        <w:rPr>
-          <w:b/>
-          <w:bCs/>
-        </w:rPr>
-        <w:t>Transfer Ownership ke Organisasi Client</w:t>
-      </w:r>
-      <w:r>
-        <w:br/>
-        <w:t>- Repo dipindahkan ke organisasi GitHub client.</w:t>
-      </w:r>
-      <w:r>
-        <w:br/>
-        <w:t xml:space="preserve">- Semua </w:t>
-      </w:r>
-      <w:r>
-        <w:rPr>
-          <w:i/>
-          <w:iCs/>
-        </w:rPr>
         <w:t>commit history</w:t>
       </w:r>
       <w:r>
@@ -356,30 +334,11 @@
       </w:r>
     </w:p>
     <w:p>
-      <w:pPr>
-        <w:pStyle w:val="BodyText"/>
-      </w:pPr>
-      <w:r>
-        <w:rPr>
-          <w:b/>
-          <w:bCs/>
-        </w:rPr>
-        <w:t>Tindakan Disyorkan:</w:t>
-      </w:r>
-      <w:r>
-        <w:t xml:space="preserve"> - Semak bersama client polisi keselamatan organisasi mereka (contoh: requirement SSO, protected branches).</w:t>
-      </w:r>
-      <w:r>
-        <w:br/>
-        <w:t>- Tetapkan sekurang-kurangnya satu admin teknikal di pihak client yang memahami Git dan GitHub.</w:t>
-      </w:r>
-    </w:p>
-    <w:p>
       <w:r>
         <w:rPr>
           <w:noProof/>
         </w:rPr>
-        <w:pict w14:anchorId="4431912D">
+        <w:pict w14:anchorId="6B7A2ED8">
           <v:rect id="_x0000_i1026" alt="" style="width:468pt;height:.05pt;mso-width-percent:0;mso-height-percent:0;mso-width-percent:0;mso-height-percent:0" o:hralign="center" o:hrstd="t" o:hr="t"/>
         </w:pict>
       </w:r>
@@ -398,15 +357,23 @@
     <w:p>
       <w:pPr>
         <w:pStyle w:val="Heading3"/>
+        <w:ind w:left="720"/>
       </w:pPr>
       <w:bookmarkStart w:id="6" w:name="penerangan-pangkalan-data"/>
       <w:r>
-        <w:t>3.1 Penerangan Pangkalan Data</w:t>
+        <w:t xml:space="preserve">3.1 </w:t>
+      </w:r>
+      <w:r>
+        <w:t>Ringkasan</w:t>
+      </w:r>
+      <w:r>
+        <w:t xml:space="preserve"> Pangkalan Data</w:t>
       </w:r>
     </w:p>
     <w:p>
       <w:pPr>
         <w:pStyle w:val="FirstParagraph"/>
+        <w:ind w:left="720"/>
       </w:pPr>
       <w:r>
         <w:rPr>
@@ -441,6 +408,7 @@
     <w:p>
       <w:pPr>
         <w:pStyle w:val="BodyText"/>
+        <w:ind w:left="720"/>
       </w:pPr>
       <w:r>
         <w:t>Pangkalan data mengandungi: - Jadual pengguna (organizer, participants, contestants, dsb.) - Jadual pertandingan, acara, kontinjen, pasukan - Jadual kehadiran (attendance) - Jadual sijil (certificates, templates, siri nombor) - Jadual audit tertentu (log, token, dll.)</w:t>
@@ -449,6 +417,7 @@
     <w:p>
       <w:pPr>
         <w:pStyle w:val="Heading3"/>
+        <w:ind w:left="720"/>
       </w:pPr>
       <w:bookmarkStart w:id="7" w:name="backup-terakhir"/>
       <w:bookmarkEnd w:id="6"/>
@@ -459,6 +428,7 @@
     <w:p>
       <w:pPr>
         <w:pStyle w:val="FirstParagraph"/>
+        <w:ind w:left="720"/>
       </w:pPr>
       <w:r>
         <w:rPr>
@@ -474,6 +444,7 @@
     <w:p>
       <w:pPr>
         <w:pStyle w:val="BodyText"/>
+        <w:ind w:left="720"/>
       </w:pPr>
       <w:r>
         <w:t>Maklumat yang perlu dilengkapkan semasa serahan: - Nama fail backup terakhir:</w:t>
@@ -536,6 +507,7 @@
     <w:p>
       <w:pPr>
         <w:pStyle w:val="Heading3"/>
+        <w:ind w:left="720"/>
       </w:pPr>
       <w:bookmarkStart w:id="8" w:name="cadangan-proses-restore"/>
       <w:bookmarkEnd w:id="7"/>
@@ -546,6 +518,7 @@
     <w:p>
       <w:pPr>
         <w:pStyle w:val="FirstParagraph"/>
+        <w:ind w:left="720"/>
       </w:pPr>
       <w:r>
         <w:t>Untuk rujukan client (disesuaikan mengikut persekitaran mereka):</w:t>
@@ -557,9 +530,9 @@
           <w:ilvl w:val="0"/>
           <w:numId w:val="2"/>
         </w:numPr>
-      </w:pPr>
-      <w:r>
-        <w:lastRenderedPageBreak/>
+        <w:ind w:left="1440"/>
+      </w:pPr>
+      <w:r>
         <w:t>Cipta database kosong pada server baharu (jika perlu):</w:t>
       </w:r>
     </w:p>
@@ -570,6 +543,7 @@
           <w:ilvl w:val="0"/>
           <w:numId w:val="1"/>
         </w:numPr>
+        <w:ind w:left="1440"/>
       </w:pPr>
       <w:r>
         <w:rPr>
@@ -626,6 +600,7 @@
           <w:ilvl w:val="0"/>
           <w:numId w:val="2"/>
         </w:numPr>
+        <w:ind w:left="1440"/>
       </w:pPr>
       <w:r>
         <w:t>Jalankan arahan restore:</w:t>
@@ -638,6 +613,7 @@
           <w:ilvl w:val="0"/>
           <w:numId w:val="1"/>
         </w:numPr>
+        <w:ind w:left="1440"/>
       </w:pPr>
       <w:r>
         <w:rPr>
@@ -706,8 +682,10 @@
           <w:ilvl w:val="0"/>
           <w:numId w:val="2"/>
         </w:numPr>
-      </w:pPr>
-      <w:r>
+        <w:ind w:left="1440"/>
+      </w:pPr>
+      <w:r>
+        <w:lastRenderedPageBreak/>
         <w:t xml:space="preserve">Pastikan </w:t>
       </w:r>
       <w:r>
@@ -723,6 +701,7 @@
     <w:p>
       <w:pPr>
         <w:pStyle w:val="BlockText"/>
+        <w:ind w:left="1200"/>
       </w:pPr>
       <w:r>
         <w:rPr>
@@ -740,7 +719,7 @@
         <w:rPr>
           <w:noProof/>
         </w:rPr>
-        <w:pict w14:anchorId="19138E5D">
+        <w:pict w14:anchorId="160E4668">
           <v:rect id="_x0000_i1025" alt="" style="width:468pt;height:.05pt;mso-width-percent:0;mso-height-percent:0;mso-width-percent:0;mso-height-percent:0" o:hralign="center" o:hrstd="t" o:hr="t"/>
         </w:pict>
       </w:r>
@@ -759,6 +738,7 @@
     <w:p>
       <w:pPr>
         <w:pStyle w:val="Heading3"/>
+        <w:ind w:left="720"/>
       </w:pPr>
       <w:bookmarkStart w:id="10" w:name="maklumat-domain"/>
       <w:r>
@@ -768,6 +748,7 @@
     <w:p>
       <w:pPr>
         <w:pStyle w:val="FirstParagraph"/>
+        <w:ind w:left="720"/>
       </w:pPr>
       <w:r>
         <w:rPr>
@@ -797,6 +778,7 @@
     <w:p>
       <w:pPr>
         <w:pStyle w:val="BodyText"/>
+        <w:ind w:left="720"/>
       </w:pPr>
       <w:r>
         <w:t xml:space="preserve">Maklumat semasa (pada tarikh penyediaan dokumen ini): - Registrar/reseller semasa: </w:t>
@@ -839,6 +821,7 @@
     <w:p>
       <w:pPr>
         <w:pStyle w:val="BodyText"/>
+        <w:ind w:left="720"/>
       </w:pPr>
       <w:r>
         <w:t>Maklumat tambahan yang perlu disahkan dan direkod semasa serahan: - Tempoh sah domain (tarikh luput/pembaharuan seterusnya).</w:t>
@@ -851,6 +834,7 @@
     <w:p>
       <w:pPr>
         <w:pStyle w:val="Heading3"/>
+        <w:ind w:left="720"/>
       </w:pPr>
       <w:bookmarkStart w:id="11" w:name="X99a903e6801b624380a9a8463c7114b940a8e31"/>
       <w:bookmarkEnd w:id="10"/>
@@ -867,6 +851,7 @@
     <w:p>
       <w:pPr>
         <w:pStyle w:val="FirstParagraph"/>
+        <w:ind w:left="720"/>
       </w:pPr>
       <w:r>
         <w:t xml:space="preserve">Pada masa ini, domain </w:t>
@@ -924,6 +909,7 @@
           <w:ilvl w:val="0"/>
           <w:numId w:val="11"/>
         </w:numPr>
+        <w:ind w:left="1440"/>
       </w:pPr>
       <w:r>
         <w:rPr>
@@ -940,6 +926,7 @@
           <w:ilvl w:val="1"/>
           <w:numId w:val="12"/>
         </w:numPr>
+        <w:ind w:left="2160"/>
       </w:pPr>
       <w:r>
         <w:t xml:space="preserve">Pastikan rekod di portal Shinjiru dan WHOIS MYNIC memaparkan anda/organisasi anda sebagai </w:t>
@@ -971,6 +958,7 @@
           <w:ilvl w:val="0"/>
           <w:numId w:val="11"/>
         </w:numPr>
+        <w:ind w:left="1440"/>
       </w:pPr>
       <w:r>
         <w:rPr>
@@ -987,6 +975,7 @@
           <w:ilvl w:val="1"/>
           <w:numId w:val="13"/>
         </w:numPr>
+        <w:ind w:left="2160"/>
       </w:pPr>
       <w:r>
         <w:rPr>
@@ -1027,6 +1016,7 @@
           <w:ilvl w:val="0"/>
           <w:numId w:val="11"/>
         </w:numPr>
+        <w:ind w:left="1440"/>
       </w:pPr>
       <w:r>
         <w:rPr>
@@ -1043,9 +1033,9 @@
           <w:ilvl w:val="1"/>
           <w:numId w:val="14"/>
         </w:numPr>
-      </w:pPr>
-      <w:r>
-        <w:lastRenderedPageBreak/>
+        <w:ind w:left="2160"/>
+      </w:pPr>
+      <w:r>
         <w:t>Dokumen syarikat/institusi client (SSM, surat lantikan, dsb.).</w:t>
       </w:r>
       <w:r>
@@ -1059,6 +1049,7 @@
           <w:ilvl w:val="1"/>
           <w:numId w:val="14"/>
         </w:numPr>
+        <w:ind w:left="2160"/>
       </w:pPr>
       <w:r>
         <w:t xml:space="preserve">Maklumat pegawai yang akan menjadi </w:t>
@@ -1081,12 +1072,14 @@
           <w:ilvl w:val="0"/>
           <w:numId w:val="11"/>
         </w:numPr>
+        <w:ind w:left="1440"/>
       </w:pPr>
       <w:r>
         <w:rPr>
           <w:b/>
           <w:bCs/>
         </w:rPr>
+        <w:lastRenderedPageBreak/>
         <w:t>Isi Borang &amp; Hantar Melalui Reseller/MYNIC</w:t>
       </w:r>
     </w:p>
@@ -1097,6 +1090,7 @@
           <w:ilvl w:val="1"/>
           <w:numId w:val="15"/>
         </w:numPr>
+        <w:ind w:left="2160"/>
       </w:pPr>
       <w:r>
         <w:t xml:space="preserve">Lengkapkan borang rasmi MYNIC mengikut panduan </w:t>
@@ -1122,6 +1116,7 @@
           <w:ilvl w:val="1"/>
           <w:numId w:val="15"/>
         </w:numPr>
+        <w:ind w:left="2160"/>
       </w:pPr>
       <w:r>
         <w:t>Pastikan kedua-dua pihak (pemilik lama iaitu anda/organisasi anda &amp; pihak client) menandatangani jika melibatkan pertukaran pemilik (</w:t>
@@ -1144,6 +1139,7 @@
           <w:ilvl w:val="0"/>
           <w:numId w:val="11"/>
         </w:numPr>
+        <w:ind w:left="1440"/>
       </w:pPr>
       <w:r>
         <w:rPr>
@@ -1160,6 +1156,7 @@
           <w:ilvl w:val="1"/>
           <w:numId w:val="16"/>
         </w:numPr>
+        <w:ind w:left="2160"/>
       </w:pPr>
       <w:r>
         <w:t>Selepas perubahan DNS/pemilik berkuatkuasa, uji:</w:t>
@@ -1172,6 +1169,7 @@
           <w:ilvl w:val="2"/>
           <w:numId w:val="17"/>
         </w:numPr>
+        <w:ind w:left="2880"/>
       </w:pPr>
       <w:r>
         <w:t>Resolusi domain ke server yang betul.</w:t>
@@ -1187,6 +1185,7 @@
           <w:ilvl w:val="2"/>
           <w:numId w:val="17"/>
         </w:numPr>
+        <w:ind w:left="2880"/>
       </w:pPr>
       <w:r>
         <w:t>Akses laman awam dan portal.</w:t>
@@ -1202,6 +1201,7 @@
           <w:ilvl w:val="2"/>
           <w:numId w:val="17"/>
         </w:numPr>
+        <w:ind w:left="2880"/>
       </w:pPr>
       <w:r>
         <w:t>Rekod MX (jika domain digunakan untuk emel).</w:t>
@@ -1210,6 +1210,7 @@
     <w:p>
       <w:pPr>
         <w:pStyle w:val="BodyText"/>
+        <w:ind w:left="720"/>
       </w:pPr>
       <w:bookmarkStart w:id="12" w:name="maklumat-sokongan-penutup"/>
       <w:bookmarkEnd w:id="0"/>
